--- a/制作ノート_25048_二俣優斗.docx
+++ b/制作ノート_25048_二俣優斗.docx
@@ -55,20 +55,26 @@
         <w:rPr>
           <w:rFonts w:ascii="ＭＳ Ｐ明朝" w:eastAsia="ＭＳ Ｐ明朝" w:hAnsi="ＭＳ Ｐ明朝" w:hint="eastAsia"/>
         </w:rPr>
-        <w:t xml:space="preserve">氏名：　　　　　</w:t>
-      </w:r>
-    </w:p>
-    <w:p>
-      <w:pPr>
-        <w:rPr>
-          <w:rFonts w:ascii="ＭＳ Ｐ明朝" w:eastAsia="ＭＳ Ｐ明朝" w:hAnsi="ＭＳ Ｐ明朝"/>
-        </w:rPr>
-      </w:pPr>
-    </w:p>
-    <w:p>
-      <w:pPr>
-        <w:rPr>
-          <w:rFonts w:ascii="ＭＳ Ｐ明朝" w:eastAsia="ＭＳ Ｐ明朝" w:hAnsi="ＭＳ Ｐ明朝"/>
+        <w:t>氏名</w:t>
+      </w:r>
+      <w:r>
+        <w:rPr>
+          <w:rFonts w:ascii="ＭＳ Ｐ明朝" w:eastAsia="ＭＳ Ｐ明朝" w:hAnsi="ＭＳ Ｐ明朝" w:hint="eastAsia"/>
+        </w:rPr>
+        <w:t>：二俣優斗</w:t>
+      </w:r>
+    </w:p>
+    <w:p>
+      <w:pPr>
+        <w:rPr>
+          <w:rFonts w:ascii="ＭＳ Ｐ明朝" w:eastAsia="ＭＳ Ｐ明朝" w:hAnsi="ＭＳ Ｐ明朝"/>
+        </w:rPr>
+      </w:pPr>
+    </w:p>
+    <w:p>
+      <w:pPr>
+        <w:rPr>
+          <w:rFonts w:ascii="ＭＳ Ｐ明朝" w:eastAsia="ＭＳ Ｐ明朝" w:hAnsi="ＭＳ Ｐ明朝" w:hint="eastAsia"/>
         </w:rPr>
       </w:pPr>
       <w:r>
@@ -80,9 +86,8 @@
       <w:r>
         <w:rPr>
           <w:rFonts w:ascii="ＭＳ Ｐ明朝" w:eastAsia="ＭＳ Ｐ明朝" w:hAnsi="ＭＳ Ｐ明朝" w:hint="eastAsia"/>
-          <w:u w:val="single"/>
-        </w:rPr>
-        <w:t>XXXXXXXXXXXXXXXXXXXXXXXXXXXXXXXXXXXXXXXXXXXXXXXXXXXXXXX</w:t>
+        </w:rPr>
+        <w:t>aaaaaaaaaa</w:t>
       </w:r>
     </w:p>
     <w:p>

--- a/制作ノート_25048_二俣優斗.docx
+++ b/制作ノート_25048_二俣優斗.docx
@@ -87,7 +87,7 @@
         <w:rPr>
           <w:rFonts w:ascii="ＭＳ Ｐ明朝" w:eastAsia="ＭＳ Ｐ明朝" w:hAnsi="ＭＳ Ｐ明朝" w:hint="eastAsia"/>
         </w:rPr>
-        <w:t>aaaaaaaaaa</w:t>
+        <w:t>博多駅紹介</w:t>
       </w:r>
     </w:p>
     <w:p>
@@ -106,14 +106,32 @@
     <w:p>
       <w:pPr>
         <w:rPr>
-          <w:rFonts w:ascii="ＭＳ Ｐ明朝" w:eastAsia="ＭＳ Ｐ明朝" w:hAnsi="ＭＳ Ｐ明朝"/>
-        </w:rPr>
-      </w:pPr>
-      <w:r>
-        <w:rPr>
-          <w:rFonts w:ascii="ＭＳ Ｐ明朝" w:eastAsia="ＭＳ Ｐ明朝" w:hAnsi="ＭＳ Ｐ明朝" w:hint="eastAsia"/>
-        </w:rPr>
-        <w:t>XXXXXXXXXXXXXXXXXXXXXXXXXXXXXXXXXXXXXXXXXXXXXXXXXXXXXXXXXXXXXXXXXXXXXXXXXXXXXXXXXXXXXXXXXXXXXXXXXXXXXXXXXXXXXXXXXXXXXXXXXXXXXXXXXXXXXXXXXXXXXXXXXXXXXXXXXXXXXXXXXXXXXXXXXXXXXXXXXXXXXXXXXXXXXXXXXXXXXXXXXXXXXXXXｘ</w:t>
+          <w:rFonts w:ascii="ＭＳ Ｐ明朝" w:eastAsia="ＭＳ Ｐ明朝" w:hAnsi="ＭＳ Ｐ明朝" w:hint="eastAsia"/>
+        </w:rPr>
+      </w:pPr>
+      <w:r>
+        <w:rPr>
+          <w:rFonts w:ascii="ＭＳ Ｐ明朝" w:eastAsia="ＭＳ Ｐ明朝" w:hAnsi="ＭＳ Ｐ明朝" w:hint="eastAsia"/>
+        </w:rPr>
+        <w:t>博多駅は、毎日多くの人が利用する駅で、交通機関だけでなく観光や商業の拠点においても重要な役割を持っています。そこで、</w:t>
+      </w:r>
+      <w:r>
+        <w:rPr>
+          <w:rFonts w:ascii="ＭＳ Ｐ明朝" w:eastAsia="ＭＳ Ｐ明朝" w:hAnsi="ＭＳ Ｐ明朝" w:hint="eastAsia"/>
+        </w:rPr>
+        <w:t>博多駅がどのような特徴や役割を持っているのかや地域の発展にどのように関わっているのかを調べたい</w:t>
+      </w:r>
+      <w:r>
+        <w:rPr>
+          <w:rFonts w:ascii="ＭＳ Ｐ明朝" w:eastAsia="ＭＳ Ｐ明朝" w:hAnsi="ＭＳ Ｐ明朝" w:hint="eastAsia"/>
+        </w:rPr>
+        <w:t>と</w:t>
+      </w:r>
+      <w:r>
+        <w:rPr>
+          <w:rFonts w:ascii="ＭＳ Ｐ明朝" w:eastAsia="ＭＳ Ｐ明朝" w:hAnsi="ＭＳ Ｐ明朝" w:hint="eastAsia"/>
+        </w:rPr>
+        <w:t>思いこのテーマにしました。</w:t>
       </w:r>
     </w:p>
     <w:p>
@@ -427,7 +445,7 @@
         <w:rPr>
           <w:rFonts w:ascii="ＭＳ Ｐ明朝" w:eastAsia="ＭＳ Ｐ明朝" w:hAnsi="ＭＳ Ｐ明朝" w:hint="eastAsia"/>
         </w:rPr>
-        <w:t>XXXXXXXXXXXXXXXXXXXXXXXXXXXXXXXXXXXXXXXXXXXXXXXXXXXXXXXXXXXXXXXXXXXXXXXXXXXXXXXXXXXXXXXXXXXXXXXXXXXXXXXXXXXXXXXXXXXXXXXXXXXXXXXXXXXXXXXXXXXXXXXXXXXXXXXXXXXXXXXXXXXXXXXXXXXXXXXXXXXXXXXXXXXXXXXXXXXXXXXXXXXXXXXX</w:t>
+        <w:t>博多駅、Ｇｏｏｇｌｅ</w:t>
       </w:r>
     </w:p>
     <w:p>
@@ -472,6 +490,56 @@
     </w:sectPr>
   </w:body>
 </w:document>
+</file>
+
+<file path=word/endnotes.xml><?xml version="1.0" encoding="utf-8"?>
+<w:endnotes xmlns:wpc="http://schemas.microsoft.com/office/word/2010/wordprocessingCanvas" xmlns:cx="http://schemas.microsoft.com/office/drawing/2014/chartex" xmlns:cx1="http://schemas.microsoft.com/office/drawing/2015/9/8/chartex" xmlns:cx2="http://schemas.microsoft.com/office/drawing/2015/10/21/chartex" xmlns:cx3="http://schemas.microsoft.com/office/drawing/2016/5/9/chartex" xmlns:cx4="http://schemas.microsoft.com/office/drawing/2016/5/10/chartex" xmlns:cx5="http://schemas.microsoft.com/office/drawing/2016/5/11/chartex" xmlns:cx6="http://schemas.microsoft.com/office/drawing/2016/5/12/chartex" xmlns:cx7="http://schemas.microsoft.com/office/drawing/2016/5/13/chartex" xmlns:cx8="http://schemas.microsoft.com/office/drawing/2016/5/14/chartex" xmlns:mc="http://schemas.openxmlformats.org/markup-compatibility/2006" xmlns:aink="http://schemas.microsoft.com/office/drawing/2016/ink" xmlns:am3d="http://schemas.microsoft.com/office/drawing/2017/model3d" xmlns:o="urn:schemas-microsoft-com:office:office" xmlns:oel="http://schemas.microsoft.com/office/2019/extlst" xmlns:r="http://schemas.openxmlformats.org/officeDocument/2006/relationships" xmlns:m="http://schemas.openxmlformats.org/officeDocument/2006/math" xmlns:v="urn:schemas-microsoft-com:vml" xmlns:wp14="http://schemas.microsoft.com/office/word/2010/wordprocessingDrawing" xmlns:wp="http://schemas.openxmlformats.org/drawingml/2006/wordprocessingDrawing" xmlns:w10="urn:schemas-microsoft-com:office:word" xmlns:w="http://schemas.openxmlformats.org/wordprocessingml/2006/main" xmlns:w14="http://schemas.microsoft.com/office/word/2010/wordml" xmlns:w15="http://schemas.microsoft.com/office/word/2012/wordml" xmlns:w16cex="http://schemas.microsoft.com/office/word/2018/wordml/cex" xmlns:w16cid="http://schemas.microsoft.com/office/word/2016/wordml/cid" xmlns:w16="http://schemas.microsoft.com/office/word/2018/wordml" xmlns:w16du="http://schemas.microsoft.com/office/word/2023/wordml/word16du" xmlns:w16sdtdh="http://schemas.microsoft.com/office/word/2020/wordml/sdtdatahash" xmlns:w16sdtfl="http://schemas.microsoft.com/office/word/2024/wordml/sdtformatlock" xmlns:w16se="http://schemas.microsoft.com/office/word/2015/wordml/symex" xmlns:wpg="http://schemas.microsoft.com/office/word/2010/wordprocessingGroup" xmlns:wpi="http://schemas.microsoft.com/office/word/2010/wordprocessingInk" xmlns:wne="http://schemas.microsoft.com/office/word/2006/wordml" xmlns:wps="http://schemas.microsoft.com/office/word/2010/wordprocessingShape" mc:Ignorable="w14 w15 w16se w16cid w16 w16cex w16sdtdh w16sdtfl w16du wp14">
+  <w:endnote w:type="separator" w:id="-1">
+    <w:p>
+      <w:pPr>
+        <w:spacing w:after="0" w:line="240" w:lineRule="auto"/>
+      </w:pPr>
+      <w:r>
+        <w:separator/>
+      </w:r>
+    </w:p>
+  </w:endnote>
+  <w:endnote w:type="continuationSeparator" w:id="0">
+    <w:p>
+      <w:pPr>
+        <w:spacing w:after="0" w:line="240" w:lineRule="auto"/>
+      </w:pPr>
+      <w:r>
+        <w:continuationSeparator/>
+      </w:r>
+    </w:p>
+  </w:endnote>
+</w:endnotes>
+</file>
+
+<file path=word/footnotes.xml><?xml version="1.0" encoding="utf-8"?>
+<w:footnotes xmlns:wpc="http://schemas.microsoft.com/office/word/2010/wordprocessingCanvas" xmlns:cx="http://schemas.microsoft.com/office/drawing/2014/chartex" xmlns:cx1="http://schemas.microsoft.com/office/drawing/2015/9/8/chartex" xmlns:cx2="http://schemas.microsoft.com/office/drawing/2015/10/21/chartex" xmlns:cx3="http://schemas.microsoft.com/office/drawing/2016/5/9/chartex" xmlns:cx4="http://schemas.microsoft.com/office/drawing/2016/5/10/chartex" xmlns:cx5="http://schemas.microsoft.com/office/drawing/2016/5/11/chartex" xmlns:cx6="http://schemas.microsoft.com/office/drawing/2016/5/12/chartex" xmlns:cx7="http://schemas.microsoft.com/office/drawing/2016/5/13/chartex" xmlns:cx8="http://schemas.microsoft.com/office/drawing/2016/5/14/chartex" xmlns:mc="http://schemas.openxmlformats.org/markup-compatibility/2006" xmlns:aink="http://schemas.microsoft.com/office/drawing/2016/ink" xmlns:am3d="http://schemas.microsoft.com/office/drawing/2017/model3d" xmlns:o="urn:schemas-microsoft-com:office:office" xmlns:oel="http://schemas.microsoft.com/office/2019/extlst" xmlns:r="http://schemas.openxmlformats.org/officeDocument/2006/relationships" xmlns:m="http://schemas.openxmlformats.org/officeDocument/2006/math" xmlns:v="urn:schemas-microsoft-com:vml" xmlns:wp14="http://schemas.microsoft.com/office/word/2010/wordprocessingDrawing" xmlns:wp="http://schemas.openxmlformats.org/drawingml/2006/wordprocessingDrawing" xmlns:w10="urn:schemas-microsoft-com:office:word" xmlns:w="http://schemas.openxmlformats.org/wordprocessingml/2006/main" xmlns:w14="http://schemas.microsoft.com/office/word/2010/wordml" xmlns:w15="http://schemas.microsoft.com/office/word/2012/wordml" xmlns:w16cex="http://schemas.microsoft.com/office/word/2018/wordml/cex" xmlns:w16cid="http://schemas.microsoft.com/office/word/2016/wordml/cid" xmlns:w16="http://schemas.microsoft.com/office/word/2018/wordml" xmlns:w16du="http://schemas.microsoft.com/office/word/2023/wordml/word16du" xmlns:w16sdtdh="http://schemas.microsoft.com/office/word/2020/wordml/sdtdatahash" xmlns:w16sdtfl="http://schemas.microsoft.com/office/word/2024/wordml/sdtformatlock" xmlns:w16se="http://schemas.microsoft.com/office/word/2015/wordml/symex" xmlns:wpg="http://schemas.microsoft.com/office/word/2010/wordprocessingGroup" xmlns:wpi="http://schemas.microsoft.com/office/word/2010/wordprocessingInk" xmlns:wne="http://schemas.microsoft.com/office/word/2006/wordml" xmlns:wps="http://schemas.microsoft.com/office/word/2010/wordprocessingShape" mc:Ignorable="w14 w15 w16se w16cid w16 w16cex w16sdtdh w16sdtfl w16du wp14">
+  <w:footnote w:type="separator" w:id="-1">
+    <w:p>
+      <w:pPr>
+        <w:spacing w:after="0" w:line="240" w:lineRule="auto"/>
+      </w:pPr>
+      <w:r>
+        <w:separator/>
+      </w:r>
+    </w:p>
+  </w:footnote>
+  <w:footnote w:type="continuationSeparator" w:id="0">
+    <w:p>
+      <w:pPr>
+        <w:spacing w:after="0" w:line="240" w:lineRule="auto"/>
+      </w:pPr>
+      <w:r>
+        <w:continuationSeparator/>
+      </w:r>
+    </w:p>
+  </w:footnote>
+</w:footnotes>
 </file>
 
 <file path=word/styles.xml><?xml version="1.0" encoding="utf-8"?>
@@ -1405,6 +1473,50 @@
     <w:semiHidden/>
     <w:rsid w:val="00D423A1"/>
   </w:style>
+  <w:style w:type="paragraph" w:styleId="ac">
+    <w:name w:val="header"/>
+    <w:basedOn w:val="a"/>
+    <w:link w:val="ad"/>
+    <w:uiPriority w:val="99"/>
+    <w:unhideWhenUsed/>
+    <w:rsid w:val="00AA5A89"/>
+    <w:pPr>
+      <w:tabs>
+        <w:tab w:val="center" w:pos="4252"/>
+        <w:tab w:val="right" w:pos="8504"/>
+      </w:tabs>
+      <w:snapToGrid w:val="0"/>
+    </w:pPr>
+  </w:style>
+  <w:style w:type="character" w:customStyle="1" w:styleId="ad">
+    <w:name w:val="ヘッダー (文字)"/>
+    <w:basedOn w:val="a0"/>
+    <w:link w:val="ac"/>
+    <w:uiPriority w:val="99"/>
+    <w:rsid w:val="00AA5A89"/>
+  </w:style>
+  <w:style w:type="paragraph" w:styleId="ae">
+    <w:name w:val="footer"/>
+    <w:basedOn w:val="a"/>
+    <w:link w:val="af"/>
+    <w:uiPriority w:val="99"/>
+    <w:unhideWhenUsed/>
+    <w:rsid w:val="00AA5A89"/>
+    <w:pPr>
+      <w:tabs>
+        <w:tab w:val="center" w:pos="4252"/>
+        <w:tab w:val="right" w:pos="8504"/>
+      </w:tabs>
+      <w:snapToGrid w:val="0"/>
+    </w:pPr>
+  </w:style>
+  <w:style w:type="character" w:customStyle="1" w:styleId="af">
+    <w:name w:val="フッター (文字)"/>
+    <w:basedOn w:val="a0"/>
+    <w:link w:val="ae"/>
+    <w:uiPriority w:val="99"/>
+    <w:rsid w:val="00AA5A89"/>
+  </w:style>
 </w:styles>
 </file>
 

--- a/制作ノート_25048_二俣優斗.docx
+++ b/制作ノート_25048_二俣優斗.docx
@@ -74,7 +74,7 @@
     <w:p>
       <w:pPr>
         <w:rPr>
-          <w:rFonts w:ascii="ＭＳ Ｐ明朝" w:eastAsia="ＭＳ Ｐ明朝" w:hAnsi="ＭＳ Ｐ明朝" w:hint="eastAsia"/>
+          <w:rFonts w:ascii="ＭＳ Ｐ明朝" w:eastAsia="ＭＳ Ｐ明朝" w:hAnsi="ＭＳ Ｐ明朝"/>
         </w:rPr>
       </w:pPr>
       <w:r>
@@ -106,7 +106,7 @@
     <w:p>
       <w:pPr>
         <w:rPr>
-          <w:rFonts w:ascii="ＭＳ Ｐ明朝" w:eastAsia="ＭＳ Ｐ明朝" w:hAnsi="ＭＳ Ｐ明朝" w:hint="eastAsia"/>
+          <w:rFonts w:ascii="ＭＳ Ｐ明朝" w:eastAsia="ＭＳ Ｐ明朝" w:hAnsi="ＭＳ Ｐ明朝"/>
         </w:rPr>
       </w:pPr>
       <w:r>
@@ -405,15 +405,9 @@
     <w:p>
       <w:pPr>
         <w:rPr>
-          <w:rFonts w:ascii="ＭＳ Ｐ明朝" w:eastAsia="ＭＳ Ｐ明朝" w:hAnsi="ＭＳ Ｐ明朝"/>
-        </w:rPr>
-      </w:pPr>
-      <w:r>
-        <w:rPr>
-          <w:rFonts w:ascii="ＭＳ Ｐ明朝" w:eastAsia="ＭＳ Ｐ明朝" w:hAnsi="ＭＳ Ｐ明朝" w:hint="eastAsia"/>
-        </w:rPr>
-        <w:t>XXXXXXXXXXXXXXXXXXXXXXXXXXXXXXXXXXXXXXXXXXXXXXXXXXXXXXXXXXXXXXXXXXXXXXXXXXXXXXXXXXXXXXXXXXXXXXXXXXXXXXXXXXXXXXXXXXXXXXXXXXXXXXXXXXXXXXXXXXXXXXXXXXXXXXXXXXXXXXXXXXXXXXXXXXXXXXXXXXXXXXXXXXXXXXXXXXXXXXXXXXXXXXXX</w:t>
-      </w:r>
+          <w:rFonts w:ascii="ＭＳ Ｐ明朝" w:eastAsia="ＭＳ Ｐ明朝" w:hAnsi="ＭＳ Ｐ明朝" w:hint="eastAsia"/>
+        </w:rPr>
+      </w:pPr>
     </w:p>
     <w:p>
       <w:pPr>

--- a/制作ノート_25048_二俣優斗.docx
+++ b/制作ノート_25048_二俣優斗.docx
@@ -158,11 +158,13 @@
       <w:pPr>
         <w:rPr>
           <w:rFonts w:ascii="ＭＳ Ｐ明朝" w:eastAsia="ＭＳ Ｐ明朝" w:hAnsi="ＭＳ Ｐ明朝"/>
-        </w:rPr>
-      </w:pPr>
-      <w:r>
-        <w:rPr>
-          <w:rFonts w:ascii="ＭＳ Ｐ明朝" w:eastAsia="ＭＳ Ｐ明朝" w:hAnsi="ＭＳ Ｐ明朝" w:hint="eastAsia"/>
+          <w:color w:val="EE0000"/>
+        </w:rPr>
+      </w:pPr>
+      <w:r>
+        <w:rPr>
+          <w:rFonts w:ascii="ＭＳ Ｐ明朝" w:eastAsia="ＭＳ Ｐ明朝" w:hAnsi="ＭＳ Ｐ明朝" w:hint="eastAsia"/>
+          <w:color w:val="EE0000"/>
         </w:rPr>
         <w:t>XXXXXXXXXXXXXXXXXXXXXXXXXXXXXXXXXXXXXXXXXXXXXXXXXXXXXXXXXXXXXXXXXXXXXXXXXXXXXXXXXXXXXXXXXXXXXXXXXXXXXXXXXXXXXXXXXXXXXXXXXXXXXXXXXXXXXXXXXXXXXXXXXXXXXXXXXXXXXXXXXXXXXXXXXXXXXXXXXXXXXXXXXXXXXXXXXXXXXXXXXXXXXXXX</w:t>
       </w:r>
@@ -216,11 +218,13 @@
       <w:pPr>
         <w:rPr>
           <w:rFonts w:ascii="ＭＳ Ｐ明朝" w:eastAsia="ＭＳ Ｐ明朝" w:hAnsi="ＭＳ Ｐ明朝"/>
-        </w:rPr>
-      </w:pPr>
-      <w:r>
-        <w:rPr>
-          <w:rFonts w:ascii="ＭＳ Ｐ明朝" w:eastAsia="ＭＳ Ｐ明朝" w:hAnsi="ＭＳ Ｐ明朝" w:hint="eastAsia"/>
+          <w:color w:val="EE0000"/>
+        </w:rPr>
+      </w:pPr>
+      <w:r>
+        <w:rPr>
+          <w:rFonts w:ascii="ＭＳ Ｐ明朝" w:eastAsia="ＭＳ Ｐ明朝" w:hAnsi="ＭＳ Ｐ明朝" w:hint="eastAsia"/>
+          <w:color w:val="EE0000"/>
         </w:rPr>
         <w:t>6月</w:t>
       </w:r>
@@ -229,11 +233,13 @@
       <w:pPr>
         <w:rPr>
           <w:rFonts w:ascii="ＭＳ Ｐ明朝" w:eastAsia="ＭＳ Ｐ明朝" w:hAnsi="ＭＳ Ｐ明朝"/>
-        </w:rPr>
-      </w:pPr>
-      <w:r>
-        <w:rPr>
-          <w:rFonts w:ascii="ＭＳ Ｐ明朝" w:eastAsia="ＭＳ Ｐ明朝" w:hAnsi="ＭＳ Ｐ明朝" w:hint="eastAsia"/>
+          <w:color w:val="EE0000"/>
+        </w:rPr>
+      </w:pPr>
+      <w:r>
+        <w:rPr>
+          <w:rFonts w:ascii="ＭＳ Ｐ明朝" w:eastAsia="ＭＳ Ｐ明朝" w:hAnsi="ＭＳ Ｐ明朝" w:hint="eastAsia"/>
+          <w:color w:val="EE0000"/>
         </w:rPr>
         <w:t>7月</w:t>
       </w:r>
@@ -320,11 +326,13 @@
       <w:pPr>
         <w:rPr>
           <w:rFonts w:ascii="ＭＳ Ｐ明朝" w:eastAsia="ＭＳ Ｐ明朝" w:hAnsi="ＭＳ Ｐ明朝"/>
-        </w:rPr>
-      </w:pPr>
-      <w:r>
-        <w:rPr>
-          <w:rFonts w:ascii="ＭＳ Ｐ明朝" w:eastAsia="ＭＳ Ｐ明朝" w:hAnsi="ＭＳ Ｐ明朝" w:hint="eastAsia"/>
+          <w:color w:val="EE0000"/>
+        </w:rPr>
+      </w:pPr>
+      <w:r>
+        <w:rPr>
+          <w:rFonts w:ascii="ＭＳ Ｐ明朝" w:eastAsia="ＭＳ Ｐ明朝" w:hAnsi="ＭＳ Ｐ明朝" w:hint="eastAsia"/>
+          <w:color w:val="EE0000"/>
         </w:rPr>
         <w:t>2月</w:t>
       </w:r>
@@ -333,11 +341,13 @@
       <w:pPr>
         <w:rPr>
           <w:rFonts w:ascii="ＭＳ Ｐ明朝" w:eastAsia="ＭＳ Ｐ明朝" w:hAnsi="ＭＳ Ｐ明朝"/>
-        </w:rPr>
-      </w:pPr>
-      <w:r>
-        <w:rPr>
-          <w:rFonts w:ascii="ＭＳ Ｐ明朝" w:eastAsia="ＭＳ Ｐ明朝" w:hAnsi="ＭＳ Ｐ明朝" w:hint="eastAsia"/>
+          <w:color w:val="EE0000"/>
+        </w:rPr>
+      </w:pPr>
+      <w:r>
+        <w:rPr>
+          <w:rFonts w:ascii="ＭＳ Ｐ明朝" w:eastAsia="ＭＳ Ｐ明朝" w:hAnsi="ＭＳ Ｐ明朝" w:hint="eastAsia"/>
+          <w:color w:val="EE0000"/>
         </w:rPr>
         <w:t>3月</w:t>
       </w:r>
@@ -359,17 +369,20 @@
       <w:pPr>
         <w:rPr>
           <w:rFonts w:ascii="ＭＳ Ｐ明朝" w:eastAsia="ＭＳ Ｐ明朝" w:hAnsi="ＭＳ Ｐ明朝"/>
-        </w:rPr>
-      </w:pPr>
-      <w:r>
-        <w:rPr>
-          <w:rFonts w:ascii="ＭＳ Ｐ明朝" w:eastAsia="ＭＳ Ｐ明朝" w:hAnsi="ＭＳ Ｐ明朝" w:hint="eastAsia"/>
+          <w:color w:val="EE0000"/>
+        </w:rPr>
+      </w:pPr>
+      <w:r>
+        <w:rPr>
+          <w:rFonts w:ascii="ＭＳ Ｐ明朝" w:eastAsia="ＭＳ Ｐ明朝" w:hAnsi="ＭＳ Ｐ明朝" w:hint="eastAsia"/>
+          <w:color w:val="EE0000"/>
         </w:rPr>
         <w:t>XXXXXXXXXXXXXXXXXXXXXXXXXXXXXXXXXXXXXXXXXXXXXXXXXXXXXXXXXXXXXXXXXXXXXXXX</w:t>
       </w:r>
       <w:r>
         <w:rPr>
           <w:rFonts w:ascii="ＭＳ Ｐ明朝" w:eastAsia="ＭＳ Ｐ明朝" w:hAnsi="ＭＳ Ｐ明朝" w:hint="eastAsia"/>
+          <w:color w:val="EE0000"/>
         </w:rPr>
         <w:lastRenderedPageBreak/>
         <w:t>XXXXXXXXXXXXXXXXXXXXXXXXXXXXXXXXXXXXXXXXXXXXXXXXXXXXXXXXXXXXXXXXXXXXXXXXXXXXXXXXXXXXXXXXXXXXXXXXXXXXXXXXXXXXXXXXXXXXXXXXXXXXXXXXXXXXXXXX</w:t>
@@ -405,7 +418,7 @@
     <w:p>
       <w:pPr>
         <w:rPr>
-          <w:rFonts w:ascii="ＭＳ Ｐ明朝" w:eastAsia="ＭＳ Ｐ明朝" w:hAnsi="ＭＳ Ｐ明朝" w:hint="eastAsia"/>
+          <w:rFonts w:ascii="ＭＳ Ｐ明朝" w:eastAsia="ＭＳ Ｐ明朝" w:hAnsi="ＭＳ Ｐ明朝"/>
         </w:rPr>
       </w:pPr>
     </w:p>
@@ -466,6 +479,84 @@
       <w:pPr>
         <w:rPr>
           <w:rFonts w:ascii="ＭＳ Ｐ明朝" w:eastAsia="ＭＳ Ｐ明朝" w:hAnsi="ＭＳ Ｐ明朝"/>
+        </w:rPr>
+      </w:pPr>
+      <w:r>
+        <w:rPr>
+          <w:rFonts w:ascii="ＭＳ Ｐ明朝" w:eastAsia="ＭＳ Ｐ明朝" w:hAnsi="ＭＳ Ｐ明朝" w:hint="eastAsia"/>
+        </w:rPr>
+        <w:t>何を選択したのか？</w:t>
+      </w:r>
+    </w:p>
+    <w:p>
+      <w:pPr>
+        <w:rPr>
+          <w:rFonts w:ascii="ＭＳ Ｐ明朝" w:eastAsia="ＭＳ Ｐ明朝" w:hAnsi="ＭＳ Ｐ明朝"/>
+        </w:rPr>
+      </w:pPr>
+      <w:r>
+        <w:rPr>
+          <w:rFonts w:ascii="ＭＳ Ｐ明朝" w:eastAsia="ＭＳ Ｐ明朝" w:hAnsi="ＭＳ Ｐ明朝" w:hint="eastAsia"/>
+        </w:rPr>
+        <w:t>博多地区の紹介をする</w:t>
+      </w:r>
+    </w:p>
+    <w:p>
+      <w:pPr>
+        <w:rPr>
+          <w:rFonts w:ascii="ＭＳ Ｐ明朝" w:eastAsia="ＭＳ Ｐ明朝" w:hAnsi="ＭＳ Ｐ明朝"/>
+          <w:color w:val="EE0000"/>
+        </w:rPr>
+      </w:pPr>
+      <w:r>
+        <w:rPr>
+          <w:rFonts w:ascii="ＭＳ Ｐ明朝" w:eastAsia="ＭＳ Ｐ明朝" w:hAnsi="ＭＳ Ｐ明朝" w:hint="eastAsia"/>
+          <w:color w:val="EE0000"/>
+        </w:rPr>
+        <w:t xml:space="preserve">　→そんなのいろいろあるよ。</w:t>
+      </w:r>
+    </w:p>
+    <w:p>
+      <w:pPr>
+        <w:rPr>
+          <w:rFonts w:ascii="ＭＳ Ｐ明朝" w:eastAsia="ＭＳ Ｐ明朝" w:hAnsi="ＭＳ Ｐ明朝"/>
+          <w:color w:val="EE0000"/>
+        </w:rPr>
+      </w:pPr>
+      <w:r>
+        <w:rPr>
+          <w:rFonts w:ascii="ＭＳ Ｐ明朝" w:eastAsia="ＭＳ Ｐ明朝" w:hAnsi="ＭＳ Ｐ明朝" w:hint="eastAsia"/>
+          <w:color w:val="EE0000"/>
+        </w:rPr>
+        <w:t xml:space="preserve">　　→広すぎる</w:t>
+      </w:r>
+    </w:p>
+    <w:p>
+      <w:pPr>
+        <w:rPr>
+          <w:rFonts w:ascii="ＭＳ Ｐ明朝" w:eastAsia="ＭＳ Ｐ明朝" w:hAnsi="ＭＳ Ｐ明朝"/>
+          <w:color w:val="EE0000"/>
+        </w:rPr>
+      </w:pPr>
+      <w:r>
+        <w:rPr>
+          <w:rFonts w:ascii="ＭＳ Ｐ明朝" w:eastAsia="ＭＳ Ｐ明朝" w:hAnsi="ＭＳ Ｐ明朝"/>
+          <w:color w:val="EE0000"/>
+        </w:rPr>
+        <w:tab/>
+      </w:r>
+      <w:r>
+        <w:rPr>
+          <w:rFonts w:ascii="ＭＳ Ｐ明朝" w:eastAsia="ＭＳ Ｐ明朝" w:hAnsi="ＭＳ Ｐ明朝" w:hint="eastAsia"/>
+          <w:color w:val="EE0000"/>
+        </w:rPr>
+        <w:t>―＞　狭める</w:t>
+      </w:r>
+    </w:p>
+    <w:p>
+      <w:pPr>
+        <w:rPr>
+          <w:rFonts w:ascii="ＭＳ Ｐ明朝" w:eastAsia="ＭＳ Ｐ明朝" w:hAnsi="ＭＳ Ｐ明朝" w:hint="eastAsia"/>
         </w:rPr>
       </w:pPr>
     </w:p>

--- a/制作ノート_25048_二俣優斗.docx
+++ b/制作ノート_25048_二俣優斗.docx
@@ -164,15 +164,21 @@
         <w:rPr>
           <w:rFonts w:ascii="ＭＳ Ｐ明朝" w:eastAsia="ＭＳ Ｐ明朝" w:hAnsi="ＭＳ Ｐ明朝" w:hint="eastAsia"/>
         </w:rPr>
-        <w:t>XXXXXXXXXXXXXXXXXXXXXXXXXXXXXXXXXXXXXXXXXXXXXXXXXXXXXXXXXXXXXXXXXXXXXXXXXXXXXXXXXXXXXXXXXXXXXXXXXXXXXXXXXXXXXXXXXXXXXXXXXXXXXXXXXXXXXXXXXXXXXXXXXXXXXXXXXXXXXXXXXXXXXXXXXXXXXXXXXXXXXXXXXXXXXXXXXXXXXXXXXXXXXXXX</w:t>
-      </w:r>
-    </w:p>
-    <w:p>
-      <w:pPr>
-        <w:rPr>
-          <w:rFonts w:ascii="ＭＳ Ｐ明朝" w:eastAsia="ＭＳ Ｐ明朝" w:hAnsi="ＭＳ Ｐ明朝"/>
-        </w:rPr>
-      </w:pPr>
+        <w:t>博多駅を観光の拠点として利用する人</w:t>
+      </w:r>
+    </w:p>
+    <w:p>
+      <w:pPr>
+        <w:rPr>
+          <w:rFonts w:ascii="ＭＳ Ｐ明朝" w:eastAsia="ＭＳ Ｐ明朝" w:hAnsi="ＭＳ Ｐ明朝"/>
+        </w:rPr>
+      </w:pPr>
+      <w:r>
+        <w:rPr>
+          <w:rFonts w:ascii="ＭＳ Ｐ明朝" w:eastAsia="ＭＳ Ｐ明朝" w:hAnsi="ＭＳ Ｐ明朝" w:hint="eastAsia"/>
+        </w:rPr>
+        <w:t>グルメやショッピングを楽しみたい人</w:t>
+      </w:r>
     </w:p>
     <w:p>
       <w:pPr>
@@ -237,6 +243,12 @@
         </w:rPr>
         <w:t>7月</w:t>
       </w:r>
+      <w:r>
+        <w:rPr>
+          <w:rFonts w:ascii="ＭＳ Ｐ明朝" w:eastAsia="ＭＳ Ｐ明朝" w:hAnsi="ＭＳ Ｐ明朝" w:hint="eastAsia"/>
+        </w:rPr>
+        <w:t>情報収集</w:t>
+      </w:r>
     </w:p>
     <w:p>
       <w:pPr>
@@ -250,6 +262,12 @@
         </w:rPr>
         <w:t>8月</w:t>
       </w:r>
+      <w:r>
+        <w:rPr>
+          <w:rFonts w:ascii="ＭＳ Ｐ明朝" w:eastAsia="ＭＳ Ｐ明朝" w:hAnsi="ＭＳ Ｐ明朝" w:hint="eastAsia"/>
+        </w:rPr>
+        <w:t>情報収集</w:t>
+      </w:r>
     </w:p>
     <w:p>
       <w:pPr>
@@ -263,6 +281,12 @@
         </w:rPr>
         <w:t>9月</w:t>
       </w:r>
+      <w:r>
+        <w:rPr>
+          <w:rFonts w:ascii="ＭＳ Ｐ明朝" w:eastAsia="ＭＳ Ｐ明朝" w:hAnsi="ＭＳ Ｐ明朝" w:hint="eastAsia"/>
+        </w:rPr>
+        <w:t>ページ作成</w:t>
+      </w:r>
     </w:p>
     <w:p>
       <w:pPr>
@@ -276,6 +300,12 @@
         </w:rPr>
         <w:t>１０月</w:t>
       </w:r>
+      <w:r>
+        <w:rPr>
+          <w:rFonts w:ascii="ＭＳ Ｐ明朝" w:eastAsia="ＭＳ Ｐ明朝" w:hAnsi="ＭＳ Ｐ明朝" w:hint="eastAsia"/>
+        </w:rPr>
+        <w:t>ページ作成</w:t>
+      </w:r>
     </w:p>
     <w:p>
       <w:pPr>
@@ -289,6 +319,12 @@
         </w:rPr>
         <w:t>11月</w:t>
       </w:r>
+      <w:r>
+        <w:rPr>
+          <w:rFonts w:ascii="ＭＳ Ｐ明朝" w:eastAsia="ＭＳ Ｐ明朝" w:hAnsi="ＭＳ Ｐ明朝" w:hint="eastAsia"/>
+        </w:rPr>
+        <w:t>最終確認</w:t>
+      </w:r>
     </w:p>
     <w:p>
       <w:pPr>
@@ -302,6 +338,12 @@
         </w:rPr>
         <w:t>12月</w:t>
       </w:r>
+      <w:r>
+        <w:rPr>
+          <w:rFonts w:ascii="ＭＳ Ｐ明朝" w:eastAsia="ＭＳ Ｐ明朝" w:hAnsi="ＭＳ Ｐ明朝" w:hint="eastAsia"/>
+        </w:rPr>
+        <w:t>卒業ゼミ提出</w:t>
+      </w:r>
     </w:p>
     <w:p>
       <w:pPr>
@@ -365,49 +407,55 @@
         <w:rPr>
           <w:rFonts w:ascii="ＭＳ Ｐ明朝" w:eastAsia="ＭＳ Ｐ明朝" w:hAnsi="ＭＳ Ｐ明朝" w:hint="eastAsia"/>
         </w:rPr>
-        <w:t>XXXXXXXXXXXXXXXXXXXXXXXXXXXXXXXXXXXXXXXXXXXXXXXXXXXXXXXXXXXXXXXXXXXXXXXX</w:t>
-      </w:r>
+        <w:t>著作権に引っかからない画像、実際に現地に行く場合はスマートフォン</w:t>
+      </w:r>
+    </w:p>
+    <w:p>
+      <w:pPr>
+        <w:rPr>
+          <w:rFonts w:ascii="ＭＳ Ｐ明朝" w:eastAsia="ＭＳ Ｐ明朝" w:hAnsi="ＭＳ Ｐ明朝"/>
+        </w:rPr>
+      </w:pPr>
+    </w:p>
+    <w:p>
+      <w:pPr>
+        <w:rPr>
+          <w:rFonts w:ascii="ＭＳ Ｐ明朝" w:eastAsia="ＭＳ Ｐ明朝" w:hAnsi="ＭＳ Ｐ明朝"/>
+        </w:rPr>
+      </w:pPr>
+    </w:p>
+    <w:p>
+      <w:pPr>
+        <w:rPr>
+          <w:rFonts w:ascii="ＭＳ Ｐ明朝" w:eastAsia="ＭＳ Ｐ明朝" w:hAnsi="ＭＳ Ｐ明朝"/>
+        </w:rPr>
+      </w:pPr>
       <w:r>
         <w:rPr>
           <w:rFonts w:ascii="ＭＳ Ｐ明朝" w:eastAsia="ＭＳ Ｐ明朝" w:hAnsi="ＭＳ Ｐ明朝" w:hint="eastAsia"/>
         </w:rPr>
         <w:lastRenderedPageBreak/>
-        <w:t>XXXXXXXXXXXXXXXXXXXXXXXXXXXXXXXXXXXXXXXXXXXXXXXXXXXXXXXXXXXXXXXXXXXXXXXXXXXXXXXXXXXXXXXXXXXXXXXXXXXXXXXXXXXXXXXXXXXXXXXXXXXXXXXXXXXXXXXX</w:t>
-      </w:r>
-    </w:p>
-    <w:p>
-      <w:pPr>
-        <w:rPr>
-          <w:rFonts w:ascii="ＭＳ Ｐ明朝" w:eastAsia="ＭＳ Ｐ明朝" w:hAnsi="ＭＳ Ｐ明朝"/>
-        </w:rPr>
-      </w:pPr>
-    </w:p>
-    <w:p>
-      <w:pPr>
-        <w:rPr>
-          <w:rFonts w:ascii="ＭＳ Ｐ明朝" w:eastAsia="ＭＳ Ｐ明朝" w:hAnsi="ＭＳ Ｐ明朝"/>
-        </w:rPr>
-      </w:pPr>
-    </w:p>
-    <w:p>
-      <w:pPr>
-        <w:rPr>
-          <w:rFonts w:ascii="ＭＳ Ｐ明朝" w:eastAsia="ＭＳ Ｐ明朝" w:hAnsi="ＭＳ Ｐ明朝"/>
-        </w:rPr>
-      </w:pPr>
-      <w:r>
-        <w:rPr>
-          <w:rFonts w:ascii="ＭＳ Ｐ明朝" w:eastAsia="ＭＳ Ｐ明朝" w:hAnsi="ＭＳ Ｐ明朝" w:hint="eastAsia"/>
-        </w:rPr>
         <w:t>制作案</w:t>
       </w:r>
     </w:p>
     <w:p>
       <w:pPr>
         <w:rPr>
-          <w:rFonts w:ascii="ＭＳ Ｐ明朝" w:eastAsia="ＭＳ Ｐ明朝" w:hAnsi="ＭＳ Ｐ明朝" w:hint="eastAsia"/>
-        </w:rPr>
-      </w:pPr>
+          <w:rFonts w:ascii="ＭＳ Ｐ明朝" w:eastAsia="ＭＳ Ｐ明朝" w:hAnsi="ＭＳ Ｐ明朝"/>
+        </w:rPr>
+      </w:pPr>
+      <w:r>
+        <w:rPr>
+          <w:rFonts w:ascii="ＭＳ Ｐ明朝" w:eastAsia="ＭＳ Ｐ明朝" w:hAnsi="ＭＳ Ｐ明朝" w:hint="eastAsia"/>
+        </w:rPr>
+        <w:t>博多駅の</w:t>
+      </w:r>
+      <w:r>
+        <w:rPr>
+          <w:rFonts w:ascii="ＭＳ Ｐ明朝" w:eastAsia="ＭＳ Ｐ明朝" w:hAnsi="ＭＳ Ｐ明朝" w:hint="eastAsia"/>
+        </w:rPr>
+        <w:t>建造物やグルメを写真や文を使って紹介するWebページを作成します。観光地やグルメごとの特徴を調べ、ナビゲーションや口コミなどを用いて閲覧者や観光客に分かりやすく、理解しやすいような内容を目指します。</w:t>
+      </w:r>
     </w:p>
     <w:p>
       <w:pPr>
@@ -432,14 +480,14 @@
     <w:p>
       <w:pPr>
         <w:rPr>
-          <w:rFonts w:ascii="ＭＳ Ｐ明朝" w:eastAsia="ＭＳ Ｐ明朝" w:hAnsi="ＭＳ Ｐ明朝"/>
-        </w:rPr>
-      </w:pPr>
-      <w:r>
-        <w:rPr>
-          <w:rFonts w:ascii="ＭＳ Ｐ明朝" w:eastAsia="ＭＳ Ｐ明朝" w:hAnsi="ＭＳ Ｐ明朝" w:hint="eastAsia"/>
-        </w:rPr>
-        <w:t>博多駅、Ｇｏｏｇｌｅ</w:t>
+          <w:rFonts w:ascii="ＭＳ Ｐ明朝" w:eastAsia="ＭＳ Ｐ明朝" w:hAnsi="ＭＳ Ｐ明朝" w:hint="eastAsia"/>
+        </w:rPr>
+      </w:pPr>
+      <w:r>
+        <w:rPr>
+          <w:rFonts w:ascii="ＭＳ Ｐ明朝" w:eastAsia="ＭＳ Ｐ明朝" w:hAnsi="ＭＳ Ｐ明朝" w:hint="eastAsia"/>
+        </w:rPr>
+        <w:t>博多駅、Google,実際に現地に行く</w:t>
       </w:r>
     </w:p>
     <w:p>
@@ -465,9 +513,21 @@
     <w:p>
       <w:pPr>
         <w:rPr>
-          <w:rFonts w:ascii="ＭＳ Ｐ明朝" w:eastAsia="ＭＳ Ｐ明朝" w:hAnsi="ＭＳ Ｐ明朝"/>
-        </w:rPr>
-      </w:pPr>
+          <w:rFonts w:ascii="ＭＳ Ｐ明朝" w:eastAsia="ＭＳ Ｐ明朝" w:hAnsi="ＭＳ Ｐ明朝" w:hint="eastAsia"/>
+        </w:rPr>
+      </w:pPr>
+      <w:r>
+        <w:rPr>
+          <w:rFonts w:ascii="ＭＳ Ｐ明朝" w:eastAsia="ＭＳ Ｐ明朝" w:hAnsi="ＭＳ Ｐ明朝" w:hint="eastAsia"/>
+        </w:rPr>
+        <w:t>博多駅の周りになにがあるのか、博多駅のグルメや名物を調べる。</w:t>
+      </w:r>
+      <w:r>
+        <w:rPr>
+          <w:rFonts w:ascii="ＭＳ Ｐ明朝" w:eastAsia="ＭＳ Ｐ明朝" w:hAnsi="ＭＳ Ｐ明朝" w:hint="eastAsia"/>
+        </w:rPr>
+        <w:t>閲覧者がわかりやすいようなWebページを使って作成する。写真、マップ、説明文などを使って作成する。</w:t>
+      </w:r>
     </w:p>
     <w:p>
       <w:pPr>

--- a/制作ノート_25048_二俣優斗.docx
+++ b/制作ノート_25048_二俣優斗.docx
@@ -113,13 +113,19 @@
         <w:rPr>
           <w:rFonts w:ascii="ＭＳ Ｐ明朝" w:eastAsia="ＭＳ Ｐ明朝" w:hAnsi="ＭＳ Ｐ明朝" w:hint="eastAsia"/>
         </w:rPr>
-        <w:t>博多駅は、毎日多くの人が利用する駅で、交通機関だけでなく観光や商業の拠点においても重要な役割を持っています。そこで、</w:t>
-      </w:r>
-      <w:r>
-        <w:rPr>
-          <w:rFonts w:ascii="ＭＳ Ｐ明朝" w:eastAsia="ＭＳ Ｐ明朝" w:hAnsi="ＭＳ Ｐ明朝" w:hint="eastAsia"/>
-        </w:rPr>
-        <w:t>博多駅がどのような特徴や役割を持っているのかや地域の発展にどのように関わっているのかを調べたい</w:t>
+        <w:t>博多駅は、毎日多くの人が利用する駅で、交通機関だけでなく観光においても重要な役割を持っています。そこで、</w:t>
+      </w:r>
+      <w:r>
+        <w:rPr>
+          <w:rFonts w:ascii="ＭＳ Ｐ明朝" w:eastAsia="ＭＳ Ｐ明朝" w:hAnsi="ＭＳ Ｐ明朝" w:hint="eastAsia"/>
+        </w:rPr>
+        <w:t>博多駅がどのような特徴や</w:t>
+      </w:r>
+      <w:r>
+        <w:rPr>
+          <w:rFonts w:ascii="ＭＳ Ｐ明朝" w:eastAsia="ＭＳ Ｐ明朝" w:hAnsi="ＭＳ Ｐ明朝" w:hint="eastAsia"/>
+        </w:rPr>
+        <w:t>魅力があるのか知ってもらいたい</w:t>
       </w:r>
       <w:r>
         <w:rPr>
@@ -164,20 +170,26 @@
         <w:rPr>
           <w:rFonts w:ascii="ＭＳ Ｐ明朝" w:eastAsia="ＭＳ Ｐ明朝" w:hAnsi="ＭＳ Ｐ明朝" w:hint="eastAsia"/>
         </w:rPr>
-        <w:t>博多駅を観光の拠点として利用する人</w:t>
-      </w:r>
-    </w:p>
-    <w:p>
-      <w:pPr>
-        <w:rPr>
-          <w:rFonts w:ascii="ＭＳ Ｐ明朝" w:eastAsia="ＭＳ Ｐ明朝" w:hAnsi="ＭＳ Ｐ明朝"/>
-        </w:rPr>
-      </w:pPr>
-      <w:r>
-        <w:rPr>
-          <w:rFonts w:ascii="ＭＳ Ｐ明朝" w:eastAsia="ＭＳ Ｐ明朝" w:hAnsi="ＭＳ Ｐ明朝" w:hint="eastAsia"/>
-        </w:rPr>
-        <w:t>グルメやショッピングを楽しみたい人</w:t>
+        <w:t>博多駅を観光として利用する人</w:t>
+      </w:r>
+    </w:p>
+    <w:p>
+      <w:pPr>
+        <w:rPr>
+          <w:rFonts w:ascii="ＭＳ Ｐ明朝" w:eastAsia="ＭＳ Ｐ明朝" w:hAnsi="ＭＳ Ｐ明朝"/>
+        </w:rPr>
+      </w:pPr>
+      <w:r>
+        <w:rPr>
+          <w:rFonts w:ascii="ＭＳ Ｐ明朝" w:eastAsia="ＭＳ Ｐ明朝" w:hAnsi="ＭＳ Ｐ明朝" w:hint="eastAsia"/>
+        </w:rPr>
+        <w:t>博多駅に行ったことがない</w:t>
+      </w:r>
+      <w:r>
+        <w:rPr>
+          <w:rFonts w:ascii="ＭＳ Ｐ明朝" w:eastAsia="ＭＳ Ｐ明朝" w:hAnsi="ＭＳ Ｐ明朝" w:hint="eastAsia"/>
+        </w:rPr>
+        <w:t>人</w:t>
       </w:r>
     </w:p>
     <w:p>
@@ -454,7 +466,39 @@
         <w:rPr>
           <w:rFonts w:ascii="ＭＳ Ｐ明朝" w:eastAsia="ＭＳ Ｐ明朝" w:hAnsi="ＭＳ Ｐ明朝" w:hint="eastAsia"/>
         </w:rPr>
-        <w:t>建造物やグルメを写真や文を使って紹介するWebページを作成します。観光地やグルメごとの特徴を調べ、ナビゲーションや口コミなどを用いて閲覧者や観光客に分かりやすく、理解しやすいような内容を目指します。</w:t>
+        <w:t>おすすめスポットや魅力</w:t>
+      </w:r>
+      <w:r>
+        <w:rPr>
+          <w:rFonts w:ascii="ＭＳ Ｐ明朝" w:eastAsia="ＭＳ Ｐ明朝" w:hAnsi="ＭＳ Ｐ明朝" w:hint="eastAsia"/>
+        </w:rPr>
+        <w:t>を写真や文を使って紹介するWebページを作成します。</w:t>
+      </w:r>
+      <w:bookmarkStart w:id="0" w:name="_Hlk235004384"/>
+      <w:r>
+        <w:rPr>
+          <w:rFonts w:ascii="ＭＳ Ｐ明朝" w:eastAsia="ＭＳ Ｐ明朝" w:hAnsi="ＭＳ Ｐ明朝" w:hint="eastAsia"/>
+        </w:rPr>
+        <w:t>観光地ごとの特徴を調べ、ナビゲーションや</w:t>
+      </w:r>
+      <w:r>
+        <w:rPr>
+          <w:rFonts w:ascii="ＭＳ Ｐ明朝" w:eastAsia="ＭＳ Ｐ明朝" w:hAnsi="ＭＳ Ｐ明朝" w:hint="eastAsia"/>
+        </w:rPr>
+        <w:t>写真</w:t>
+      </w:r>
+      <w:r>
+        <w:rPr>
+          <w:rFonts w:ascii="ＭＳ Ｐ明朝" w:eastAsia="ＭＳ Ｐ明朝" w:hAnsi="ＭＳ Ｐ明朝" w:hint="eastAsia"/>
+        </w:rPr>
+        <w:t>などを用いて閲覧者や観光客に分かりやすく、理解しやすいような内容を目指します</w:t>
+      </w:r>
+      <w:bookmarkEnd w:id="0"/>
+      <w:r>
+        <w:rPr>
+          <w:rFonts w:ascii="ＭＳ Ｐ明朝" w:eastAsia="ＭＳ Ｐ明朝" w:hAnsi="ＭＳ Ｐ明朝" w:hint="eastAsia"/>
+        </w:rPr>
+        <w:t>。</w:t>
       </w:r>
     </w:p>
     <w:p>
@@ -480,7 +524,7 @@
     <w:p>
       <w:pPr>
         <w:rPr>
-          <w:rFonts w:ascii="ＭＳ Ｐ明朝" w:eastAsia="ＭＳ Ｐ明朝" w:hAnsi="ＭＳ Ｐ明朝" w:hint="eastAsia"/>
+          <w:rFonts w:ascii="ＭＳ Ｐ明朝" w:eastAsia="ＭＳ Ｐ明朝" w:hAnsi="ＭＳ Ｐ明朝"/>
         </w:rPr>
       </w:pPr>
       <w:r>
@@ -513,14 +557,27 @@
     <w:p>
       <w:pPr>
         <w:rPr>
-          <w:rFonts w:ascii="ＭＳ Ｐ明朝" w:eastAsia="ＭＳ Ｐ明朝" w:hAnsi="ＭＳ Ｐ明朝" w:hint="eastAsia"/>
-        </w:rPr>
-      </w:pPr>
-      <w:r>
-        <w:rPr>
-          <w:rFonts w:ascii="ＭＳ Ｐ明朝" w:eastAsia="ＭＳ Ｐ明朝" w:hAnsi="ＭＳ Ｐ明朝" w:hint="eastAsia"/>
-        </w:rPr>
-        <w:t>博多駅の周りになにがあるのか、博多駅のグルメや名物を調べる。</w:t>
+          <w:rFonts w:ascii="ＭＳ Ｐ明朝" w:eastAsia="ＭＳ Ｐ明朝" w:hAnsi="ＭＳ Ｐ明朝"/>
+        </w:rPr>
+      </w:pPr>
+      <w:bookmarkStart w:id="1" w:name="_Hlk235004591"/>
+      <w:r>
+        <w:rPr>
+          <w:rFonts w:ascii="ＭＳ Ｐ明朝" w:eastAsia="ＭＳ Ｐ明朝" w:hAnsi="ＭＳ Ｐ明朝" w:hint="eastAsia"/>
+        </w:rPr>
+        <w:t>博多駅の周りになにがあるのか、博多駅の</w:t>
+      </w:r>
+      <w:r>
+        <w:rPr>
+          <w:rFonts w:ascii="ＭＳ Ｐ明朝" w:eastAsia="ＭＳ Ｐ明朝" w:hAnsi="ＭＳ Ｐ明朝" w:hint="eastAsia"/>
+        </w:rPr>
+        <w:t>おすすめスポット</w:t>
+      </w:r>
+      <w:r>
+        <w:rPr>
+          <w:rFonts w:ascii="ＭＳ Ｐ明朝" w:eastAsia="ＭＳ Ｐ明朝" w:hAnsi="ＭＳ Ｐ明朝" w:hint="eastAsia"/>
+        </w:rPr>
+        <w:t>を調べる。</w:t>
       </w:r>
       <w:r>
         <w:rPr>
@@ -529,6 +586,7 @@
         <w:t>閲覧者がわかりやすいようなWebページを使って作成する。写真、マップ、説明文などを使って作成する。</w:t>
       </w:r>
     </w:p>
+    <w:bookmarkEnd w:id="1"/>
     <w:p>
       <w:pPr>
         <w:rPr>
